--- a/05_OFICIO_CUSTODIA_911_PLANTILLA.docx
+++ b/05_OFICIO_CUSTODIA_911_PLANTILLA.docx
@@ -13,23 +13,21 @@
       </w:pPr>
       <w:r>
         <w:rPr>
-          <w:rFonts w:ascii="Arial" w:hAnsi="Arial"/>
           <w:noProof/>
-          <w:lang w:val="es-SV"/>
         </w:rPr>
         <w:drawing>
-          <wp:anchor distT="0" distB="0" distL="114300" distR="114300" simplePos="0" relativeHeight="251659776" behindDoc="1" locked="0" layoutInCell="1" allowOverlap="1" wp14:anchorId="0BFF6477" wp14:editId="6A2A04CD">
+          <wp:anchor distT="0" distB="0" distL="114300" distR="114300" simplePos="0" relativeHeight="251658752" behindDoc="1" locked="0" layoutInCell="1" allowOverlap="1" wp14:anchorId="4F0D5868" wp14:editId="1FC675AD">
             <wp:simplePos x="0" y="0"/>
             <wp:positionH relativeFrom="column">
-              <wp:posOffset>4674870</wp:posOffset>
+              <wp:posOffset>4305300</wp:posOffset>
             </wp:positionH>
             <wp:positionV relativeFrom="paragraph">
-              <wp:posOffset>-545465</wp:posOffset>
+              <wp:posOffset>-657225</wp:posOffset>
             </wp:positionV>
-            <wp:extent cx="1262380" cy="542290"/>
-            <wp:effectExtent l="0" t="0" r="0" b="0"/>
-            <wp:wrapNone/>
-            <wp:docPr id="960288737" name="Imagen 2" descr="C:\Users\usuario 8171\Documents\ADMINISTRACION\MEMOS\image001 (1).png"/>
+            <wp:extent cx="1633220" cy="797560"/>
+            <wp:effectExtent l="0" t="0" r="5080" b="2540"/>
+            <wp:wrapTopAndBottom/>
+            <wp:docPr id="1648350153" name="Imagen 1"/>
             <wp:cNvGraphicFramePr>
               <a:graphicFrameLocks xmlns:a="http://schemas.openxmlformats.org/drawingml/2006/main" noChangeAspect="1"/>
             </wp:cNvGraphicFramePr>
@@ -37,9 +35,9 @@
               <a:graphicData uri="http://schemas.openxmlformats.org/drawingml/2006/picture">
                 <pic:pic xmlns:pic="http://schemas.openxmlformats.org/drawingml/2006/picture">
                   <pic:nvPicPr>
-                    <pic:cNvPr id="0" name="Imagen 1" descr="C:\Users\usuario 8171\Documents\ADMINISTRACION\MEMOS\image001 (1).png"/>
+                    <pic:cNvPr id="1648350153" name="Imagen 1"/>
                     <pic:cNvPicPr>
-                      <a:picLocks noChangeAspect="1" noChangeArrowheads="1"/>
+                      <a:picLocks noChangeAspect="1"/>
                     </pic:cNvPicPr>
                   </pic:nvPicPr>
                   <pic:blipFill>
@@ -50,7 +48,7 @@
                         </a:ext>
                       </a:extLst>
                     </a:blip>
-                    <a:srcRect/>
+                    <a:srcRect l="4303" t="9856" r="3378" b="10828"/>
                     <a:stretch>
                       <a:fillRect/>
                     </a:stretch>
@@ -58,7 +56,7 @@
                   <pic:spPr bwMode="auto">
                     <a:xfrm>
                       <a:off x="0" y="0"/>
-                      <a:ext cx="1262380" cy="542290"/>
+                      <a:ext cx="1633220" cy="797560"/>
                     </a:xfrm>
                     <a:prstGeom prst="rect">
                       <a:avLst/>
@@ -71,12 +69,6 @@
                 </pic:pic>
               </a:graphicData>
             </a:graphic>
-            <wp14:sizeRelH relativeFrom="page">
-              <wp14:pctWidth>0</wp14:pctWidth>
-            </wp14:sizeRelH>
-            <wp14:sizeRelV relativeFrom="page">
-              <wp14:pctHeight>0</wp14:pctHeight>
-            </wp14:sizeRelV>
           </wp:anchor>
         </w:drawing>
       </w:r>
@@ -86,7 +78,7 @@
           <w:lang w:val="es-SV" w:eastAsia="es-SV"/>
         </w:rPr>
         <w:drawing>
-          <wp:anchor distT="0" distB="0" distL="114300" distR="114300" simplePos="0" relativeHeight="251657728" behindDoc="0" locked="0" layoutInCell="1" allowOverlap="1" wp14:anchorId="5B8F79D5" wp14:editId="1E494A43">
+          <wp:anchor distT="0" distB="0" distL="114300" distR="114300" simplePos="0" relativeHeight="251657728" behindDoc="0" locked="0" layoutInCell="1" allowOverlap="1" wp14:anchorId="5B8F79D5" wp14:editId="4E381104">
             <wp:simplePos x="0" y="0"/>
             <wp:positionH relativeFrom="column">
               <wp:posOffset>9525</wp:posOffset>
@@ -217,15 +209,20 @@
     </w:p>
     <w:p>
       <w:pPr>
-        <w:spacing w:after="240"/>
+        <w:spacing w:after="240" w:line="360" w:lineRule="auto"/>
         <w:jc w:val="right"/>
         <w:rPr>
+          <w:rFonts w:ascii="Arial" w:hAnsi="Arial"/>
+          <w:sz w:val="24"/>
+          <w:szCs w:val="24"/>
           <w:lang w:val="es-SV"/>
         </w:rPr>
       </w:pPr>
       <w:r>
         <w:rPr>
           <w:rFonts w:ascii="Arial" w:hAnsi="Arial"/>
+          <w:sz w:val="24"/>
+          <w:szCs w:val="24"/>
           <w:lang w:val="es-SV"/>
         </w:rPr>
         <w:t xml:space="preserve">Cantón Punta Remedios, </w:t>
@@ -234,6 +231,8 @@
       <w:r>
         <w:rPr>
           <w:rFonts w:ascii="Arial" w:hAnsi="Arial"/>
+          <w:sz w:val="24"/>
+          <w:szCs w:val="24"/>
           <w:lang w:val="es-SV"/>
         </w:rPr>
         <w:t xml:space="preserve">{{ </w:t>
@@ -242,6 +241,8 @@
       <w:r>
         <w:rPr>
           <w:rFonts w:ascii="Arial" w:hAnsi="Arial"/>
+          <w:sz w:val="24"/>
+          <w:szCs w:val="24"/>
           <w:lang w:val="es-SV"/>
         </w:rPr>
         <w:t>fecha</w:t>
@@ -250,6 +251,8 @@
       <w:r>
         <w:rPr>
           <w:rFonts w:ascii="Arial" w:hAnsi="Arial"/>
+          <w:sz w:val="24"/>
+          <w:szCs w:val="24"/>
           <w:lang w:val="es-SV"/>
         </w:rPr>
         <w:t>_</w:t>
@@ -258,6 +261,8 @@
       <w:r>
         <w:rPr>
           <w:rFonts w:ascii="Arial" w:hAnsi="Arial"/>
+          <w:sz w:val="24"/>
+          <w:szCs w:val="24"/>
           <w:lang w:val="es-SV"/>
         </w:rPr>
         <w:t>oficio</w:t>
@@ -266,6 +271,8 @@
       <w:r>
         <w:rPr>
           <w:rFonts w:ascii="Arial" w:hAnsi="Arial"/>
+          <w:sz w:val="24"/>
+          <w:szCs w:val="24"/>
           <w:lang w:val="es-SV"/>
         </w:rPr>
         <w:t xml:space="preserve"> }</w:t>
@@ -274,6 +281,8 @@
       <w:r>
         <w:rPr>
           <w:rFonts w:ascii="Arial" w:hAnsi="Arial"/>
+          <w:sz w:val="24"/>
+          <w:szCs w:val="24"/>
           <w:lang w:val="es-SV"/>
         </w:rPr>
         <w:t>}</w:t>
@@ -281,24 +290,33 @@
     </w:p>
     <w:p>
       <w:pPr>
-        <w:spacing w:after="360"/>
+        <w:spacing w:after="240" w:line="360" w:lineRule="auto"/>
+        <w:jc w:val="right"/>
         <w:rPr>
+          <w:sz w:val="24"/>
+          <w:szCs w:val="24"/>
           <w:lang w:val="es-SV"/>
         </w:rPr>
       </w:pPr>
-      <w:r>
+    </w:p>
+    <w:p>
+      <w:pPr>
+        <w:spacing w:after="240" w:line="360" w:lineRule="auto"/>
         <w:rPr>
           <w:rFonts w:ascii="Arial" w:hAnsi="Arial"/>
           <w:b/>
+          <w:sz w:val="24"/>
+          <w:szCs w:val="24"/>
           <w:lang w:val="es-SV"/>
         </w:rPr>
-        <w:t xml:space="preserve">OFICIO No. </w:t>
-      </w:r>
+      </w:pPr>
       <w:proofErr w:type="gramStart"/>
       <w:r>
         <w:rPr>
           <w:rFonts w:ascii="Arial" w:hAnsi="Arial"/>
           <w:b/>
+          <w:sz w:val="24"/>
+          <w:szCs w:val="24"/>
           <w:lang w:val="es-SV"/>
         </w:rPr>
         <w:t xml:space="preserve">{{ </w:t>
@@ -308,15 +326,19 @@
         <w:rPr>
           <w:rFonts w:ascii="Arial" w:hAnsi="Arial"/>
           <w:b/>
+          <w:sz w:val="24"/>
+          <w:szCs w:val="24"/>
           <w:lang w:val="es-SV"/>
         </w:rPr>
-        <w:t>numero</w:t>
+        <w:t>codigo</w:t>
       </w:r>
       <w:proofErr w:type="gramEnd"/>
       <w:r>
         <w:rPr>
           <w:rFonts w:ascii="Arial" w:hAnsi="Arial"/>
           <w:b/>
+          <w:sz w:val="24"/>
+          <w:szCs w:val="24"/>
           <w:lang w:val="es-SV"/>
         </w:rPr>
         <w:t>_</w:t>
@@ -326,15 +348,19 @@
         <w:rPr>
           <w:rFonts w:ascii="Arial" w:hAnsi="Arial"/>
           <w:b/>
+          <w:sz w:val="24"/>
+          <w:szCs w:val="24"/>
           <w:lang w:val="es-SV"/>
         </w:rPr>
-        <w:t>oficio</w:t>
+        <w:t>expediente</w:t>
       </w:r>
       <w:proofErr w:type="spellEnd"/>
       <w:r>
         <w:rPr>
           <w:rFonts w:ascii="Arial" w:hAnsi="Arial"/>
           <w:b/>
+          <w:sz w:val="24"/>
+          <w:szCs w:val="24"/>
           <w:lang w:val="es-SV"/>
         </w:rPr>
         <w:t xml:space="preserve"> }</w:t>
@@ -344,6 +370,8 @@
         <w:rPr>
           <w:rFonts w:ascii="Arial" w:hAnsi="Arial"/>
           <w:b/>
+          <w:sz w:val="24"/>
+          <w:szCs w:val="24"/>
           <w:lang w:val="es-SV"/>
         </w:rPr>
         <w:t>}</w:t>
@@ -351,8 +379,10 @@
     </w:p>
     <w:p>
       <w:pPr>
-        <w:spacing w:after="240"/>
+        <w:spacing w:after="240" w:line="360" w:lineRule="auto"/>
         <w:rPr>
+          <w:sz w:val="24"/>
+          <w:szCs w:val="24"/>
           <w:lang w:val="es-SV"/>
         </w:rPr>
       </w:pPr>
@@ -361,6 +391,8 @@
         <w:rPr>
           <w:rFonts w:ascii="Arial" w:hAnsi="Arial"/>
           <w:b/>
+          <w:sz w:val="24"/>
+          <w:szCs w:val="24"/>
           <w:lang w:val="es-SV"/>
         </w:rPr>
         <w:t>ASUNTO :</w:t>
@@ -370,6 +402,8 @@
         <w:rPr>
           <w:rFonts w:ascii="Arial" w:hAnsi="Arial"/>
           <w:b/>
+          <w:sz w:val="24"/>
+          <w:szCs w:val="24"/>
           <w:lang w:val="es-SV"/>
         </w:rPr>
         <w:t xml:space="preserve"> SOLICITUD RESGUARDO</w:t>
@@ -378,14 +412,8 @@
         <w:rPr>
           <w:rFonts w:ascii="Arial" w:hAnsi="Arial"/>
           <w:b/>
-          <w:lang w:val="es-SV"/>
-        </w:rPr>
-        <w:br/>
-      </w:r>
-      <w:r>
-        <w:rPr>
-          <w:rFonts w:ascii="Arial" w:hAnsi="Arial"/>
-          <w:b/>
+          <w:sz w:val="24"/>
+          <w:szCs w:val="24"/>
           <w:lang w:val="es-SV"/>
         </w:rPr>
         <w:br/>
@@ -395,6 +423,8 @@
         <w:rPr>
           <w:rFonts w:ascii="Arial" w:hAnsi="Arial"/>
           <w:b/>
+          <w:sz w:val="24"/>
+          <w:szCs w:val="24"/>
           <w:lang w:val="es-SV"/>
         </w:rPr>
         <w:br/>
@@ -403,15 +433,19 @@
     </w:p>
     <w:p>
       <w:pPr>
-        <w:spacing w:after="280"/>
+        <w:spacing w:after="280" w:line="360" w:lineRule="auto"/>
         <w:jc w:val="both"/>
         <w:rPr>
+          <w:sz w:val="24"/>
+          <w:szCs w:val="24"/>
           <w:lang w:val="es-SV"/>
         </w:rPr>
       </w:pPr>
       <w:r>
         <w:rPr>
           <w:rFonts w:ascii="Arial" w:hAnsi="Arial"/>
+          <w:sz w:val="24"/>
+          <w:szCs w:val="24"/>
           <w:lang w:val="es-SV"/>
         </w:rPr>
         <w:t xml:space="preserve">Para los efectos de Ley consiguientes, atentamente me permito remitir a la Orden de su digna autoridad </w:t>
@@ -420,6 +454,8 @@
       <w:r>
         <w:rPr>
           <w:rFonts w:ascii="Arial" w:hAnsi="Arial"/>
+          <w:sz w:val="24"/>
+          <w:szCs w:val="24"/>
           <w:lang w:val="es-SV"/>
         </w:rPr>
         <w:t xml:space="preserve">{{ </w:t>
@@ -428,6 +464,8 @@
       <w:r>
         <w:rPr>
           <w:rFonts w:ascii="Arial" w:hAnsi="Arial"/>
+          <w:sz w:val="24"/>
+          <w:szCs w:val="24"/>
           <w:lang w:val="es-SV"/>
         </w:rPr>
         <w:t>a</w:t>
@@ -436,6 +474,8 @@
       <w:r>
         <w:rPr>
           <w:rFonts w:ascii="Arial" w:hAnsi="Arial"/>
+          <w:sz w:val="24"/>
+          <w:szCs w:val="24"/>
           <w:lang w:val="es-SV"/>
         </w:rPr>
         <w:t>_los_imputados_</w:t>
@@ -444,6 +484,8 @@
       <w:r>
         <w:rPr>
           <w:rFonts w:ascii="Arial" w:hAnsi="Arial"/>
+          <w:sz w:val="24"/>
+          <w:szCs w:val="24"/>
           <w:lang w:val="es-SV"/>
         </w:rPr>
         <w:t>oficio</w:t>
@@ -452,6 +494,8 @@
       <w:r>
         <w:rPr>
           <w:rFonts w:ascii="Arial" w:hAnsi="Arial"/>
+          <w:sz w:val="24"/>
+          <w:szCs w:val="24"/>
           <w:lang w:val="es-SV"/>
         </w:rPr>
         <w:t xml:space="preserve"> }</w:t>
@@ -460,6 +504,8 @@
       <w:r>
         <w:rPr>
           <w:rFonts w:ascii="Arial" w:hAnsi="Arial"/>
+          <w:sz w:val="24"/>
+          <w:szCs w:val="24"/>
           <w:lang w:val="es-SV"/>
         </w:rPr>
         <w:t xml:space="preserve">}: </w:t>
@@ -468,6 +514,8 @@
       <w:r>
         <w:rPr>
           <w:rFonts w:ascii="Arial" w:hAnsi="Arial"/>
+          <w:sz w:val="24"/>
+          <w:szCs w:val="24"/>
           <w:lang w:val="es-SV"/>
         </w:rPr>
         <w:t xml:space="preserve">{{ </w:t>
@@ -476,6 +524,8 @@
       <w:r>
         <w:rPr>
           <w:rFonts w:ascii="Arial" w:hAnsi="Arial"/>
+          <w:sz w:val="24"/>
+          <w:szCs w:val="24"/>
           <w:lang w:val="es-SV"/>
         </w:rPr>
         <w:t>bloque</w:t>
@@ -484,6 +534,8 @@
       <w:r>
         <w:rPr>
           <w:rFonts w:ascii="Arial" w:hAnsi="Arial"/>
+          <w:sz w:val="24"/>
+          <w:szCs w:val="24"/>
           <w:lang w:val="es-SV"/>
         </w:rPr>
         <w:t>_imputados_</w:t>
@@ -492,6 +544,8 @@
       <w:r>
         <w:rPr>
           <w:rFonts w:ascii="Arial" w:hAnsi="Arial"/>
+          <w:sz w:val="24"/>
+          <w:szCs w:val="24"/>
           <w:lang w:val="es-SV"/>
         </w:rPr>
         <w:t>oficios</w:t>
@@ -500,6 +554,8 @@
       <w:r>
         <w:rPr>
           <w:rFonts w:ascii="Arial" w:hAnsi="Arial"/>
+          <w:sz w:val="24"/>
+          <w:szCs w:val="24"/>
           <w:lang w:val="es-SV"/>
         </w:rPr>
         <w:t xml:space="preserve"> }</w:t>
@@ -508,21 +564,18 @@
       <w:r>
         <w:rPr>
           <w:rFonts w:ascii="Arial" w:hAnsi="Arial"/>
+          <w:sz w:val="24"/>
+          <w:szCs w:val="24"/>
           <w:lang w:val="es-SV"/>
         </w:rPr>
-        <w:t>}</w:t>
-      </w:r>
-      <w:r>
-        <w:rPr>
-          <w:rFonts w:ascii="Arial" w:hAnsi="Arial"/>
-          <w:lang w:val="es-SV"/>
-        </w:rPr>
-        <w:t xml:space="preserve"> </w:t>
+        <w:t xml:space="preserve">} </w:t>
       </w:r>
       <w:proofErr w:type="gramStart"/>
       <w:r>
         <w:rPr>
           <w:rFonts w:ascii="Arial" w:hAnsi="Arial"/>
+          <w:sz w:val="24"/>
+          <w:szCs w:val="24"/>
           <w:lang w:val="es-SV"/>
         </w:rPr>
         <w:t xml:space="preserve">{{ </w:t>
@@ -531,6 +584,8 @@
       <w:r>
         <w:rPr>
           <w:rFonts w:ascii="Arial" w:hAnsi="Arial"/>
+          <w:sz w:val="24"/>
+          <w:szCs w:val="24"/>
           <w:lang w:val="es-SV"/>
         </w:rPr>
         <w:t>quienes</w:t>
@@ -539,6 +594,8 @@
       <w:r>
         <w:rPr>
           <w:rFonts w:ascii="Arial" w:hAnsi="Arial"/>
+          <w:sz w:val="24"/>
+          <w:szCs w:val="24"/>
           <w:lang w:val="es-SV"/>
         </w:rPr>
         <w:t>_</w:t>
@@ -547,6 +604,8 @@
       <w:r>
         <w:rPr>
           <w:rFonts w:ascii="Arial" w:hAnsi="Arial"/>
+          <w:sz w:val="24"/>
+          <w:szCs w:val="24"/>
           <w:lang w:val="es-SV"/>
         </w:rPr>
         <w:t>fueron</w:t>
@@ -555,6 +614,8 @@
       <w:r>
         <w:rPr>
           <w:rFonts w:ascii="Arial" w:hAnsi="Arial"/>
+          <w:sz w:val="24"/>
+          <w:szCs w:val="24"/>
           <w:lang w:val="es-SV"/>
         </w:rPr>
         <w:t xml:space="preserve"> }</w:t>
@@ -563,6 +624,8 @@
       <w:r>
         <w:rPr>
           <w:rFonts w:ascii="Arial" w:hAnsi="Arial"/>
+          <w:sz w:val="24"/>
+          <w:szCs w:val="24"/>
           <w:lang w:val="es-SV"/>
         </w:rPr>
         <w:t xml:space="preserve">} por elementos de esta Unidad Policial a las </w:t>
@@ -571,6 +634,8 @@
       <w:r>
         <w:rPr>
           <w:rFonts w:ascii="Arial" w:hAnsi="Arial"/>
+          <w:sz w:val="24"/>
+          <w:szCs w:val="24"/>
           <w:lang w:val="es-SV"/>
         </w:rPr>
         <w:t xml:space="preserve">{{ </w:t>
@@ -579,6 +644,8 @@
       <w:r>
         <w:rPr>
           <w:rFonts w:ascii="Arial" w:hAnsi="Arial"/>
+          <w:sz w:val="24"/>
+          <w:szCs w:val="24"/>
           <w:lang w:val="es-SV"/>
         </w:rPr>
         <w:t>hora</w:t>
@@ -587,6 +654,8 @@
       <w:r>
         <w:rPr>
           <w:rFonts w:ascii="Arial" w:hAnsi="Arial"/>
+          <w:sz w:val="24"/>
+          <w:szCs w:val="24"/>
           <w:lang w:val="es-SV"/>
         </w:rPr>
         <w:t>_</w:t>
@@ -595,6 +664,8 @@
       <w:r>
         <w:rPr>
           <w:rFonts w:ascii="Arial" w:hAnsi="Arial"/>
+          <w:sz w:val="24"/>
+          <w:szCs w:val="24"/>
           <w:lang w:val="es-SV"/>
         </w:rPr>
         <w:t>hecho</w:t>
@@ -603,6 +674,8 @@
       <w:r>
         <w:rPr>
           <w:rFonts w:ascii="Arial" w:hAnsi="Arial"/>
+          <w:sz w:val="24"/>
+          <w:szCs w:val="24"/>
           <w:lang w:val="es-SV"/>
         </w:rPr>
         <w:t xml:space="preserve"> }</w:t>
@@ -611,6 +684,8 @@
       <w:r>
         <w:rPr>
           <w:rFonts w:ascii="Arial" w:hAnsi="Arial"/>
+          <w:sz w:val="24"/>
+          <w:szCs w:val="24"/>
           <w:lang w:val="es-SV"/>
         </w:rPr>
         <w:t xml:space="preserve">} horas del </w:t>
@@ -619,6 +694,8 @@
       <w:r>
         <w:rPr>
           <w:rFonts w:ascii="Arial" w:hAnsi="Arial"/>
+          <w:sz w:val="24"/>
+          <w:szCs w:val="24"/>
           <w:lang w:val="es-SV"/>
         </w:rPr>
         <w:t xml:space="preserve">{{ </w:t>
@@ -627,6 +704,8 @@
       <w:r>
         <w:rPr>
           <w:rFonts w:ascii="Arial" w:hAnsi="Arial"/>
+          <w:sz w:val="24"/>
+          <w:szCs w:val="24"/>
           <w:lang w:val="es-SV"/>
         </w:rPr>
         <w:t>fecha</w:t>
@@ -635,6 +714,8 @@
       <w:r>
         <w:rPr>
           <w:rFonts w:ascii="Arial" w:hAnsi="Arial"/>
+          <w:sz w:val="24"/>
+          <w:szCs w:val="24"/>
           <w:lang w:val="es-SV"/>
         </w:rPr>
         <w:t>_</w:t>
@@ -643,6 +724,8 @@
       <w:r>
         <w:rPr>
           <w:rFonts w:ascii="Arial" w:hAnsi="Arial"/>
+          <w:sz w:val="24"/>
+          <w:szCs w:val="24"/>
           <w:lang w:val="es-SV"/>
         </w:rPr>
         <w:t>hecho</w:t>
@@ -651,6 +734,8 @@
       <w:r>
         <w:rPr>
           <w:rFonts w:ascii="Arial" w:hAnsi="Arial"/>
+          <w:sz w:val="24"/>
+          <w:szCs w:val="24"/>
           <w:lang w:val="es-SV"/>
         </w:rPr>
         <w:t xml:space="preserve"> }</w:t>
@@ -659,6 +744,8 @@
       <w:r>
         <w:rPr>
           <w:rFonts w:ascii="Arial" w:hAnsi="Arial"/>
+          <w:sz w:val="24"/>
+          <w:szCs w:val="24"/>
           <w:lang w:val="es-SV"/>
         </w:rPr>
         <w:t xml:space="preserve">} en flagrancia </w:t>
@@ -667,6 +754,8 @@
       <w:r>
         <w:rPr>
           <w:rFonts w:ascii="Arial" w:hAnsi="Arial"/>
+          <w:sz w:val="24"/>
+          <w:szCs w:val="24"/>
           <w:lang w:val="es-SV"/>
         </w:rPr>
         <w:t xml:space="preserve">{{ </w:t>
@@ -675,6 +764,8 @@
       <w:r>
         <w:rPr>
           <w:rFonts w:ascii="Arial" w:hAnsi="Arial"/>
+          <w:sz w:val="24"/>
+          <w:szCs w:val="24"/>
           <w:lang w:val="es-SV"/>
         </w:rPr>
         <w:t>texto</w:t>
@@ -683,6 +774,8 @@
       <w:r>
         <w:rPr>
           <w:rFonts w:ascii="Arial" w:hAnsi="Arial"/>
+          <w:sz w:val="24"/>
+          <w:szCs w:val="24"/>
           <w:lang w:val="es-SV"/>
         </w:rPr>
         <w:t>_delitos_</w:t>
@@ -691,6 +784,8 @@
       <w:r>
         <w:rPr>
           <w:rFonts w:ascii="Arial" w:hAnsi="Arial"/>
+          <w:sz w:val="24"/>
+          <w:szCs w:val="24"/>
           <w:lang w:val="es-SV"/>
         </w:rPr>
         <w:t>plural</w:t>
@@ -699,6 +794,8 @@
       <w:r>
         <w:rPr>
           <w:rFonts w:ascii="Arial" w:hAnsi="Arial"/>
+          <w:sz w:val="24"/>
+          <w:szCs w:val="24"/>
           <w:lang w:val="es-SV"/>
         </w:rPr>
         <w:t xml:space="preserve"> }</w:t>
@@ -707,6 +804,8 @@
       <w:r>
         <w:rPr>
           <w:rFonts w:ascii="Arial" w:hAnsi="Arial"/>
+          <w:sz w:val="24"/>
+          <w:szCs w:val="24"/>
           <w:lang w:val="es-SV"/>
         </w:rPr>
         <w:t xml:space="preserve">} en perjuicio de </w:t>
@@ -715,6 +814,8 @@
       <w:r>
         <w:rPr>
           <w:rFonts w:ascii="Arial" w:hAnsi="Arial"/>
+          <w:sz w:val="24"/>
+          <w:szCs w:val="24"/>
           <w:lang w:val="es-SV"/>
         </w:rPr>
         <w:t xml:space="preserve">{{ </w:t>
@@ -723,6 +824,8 @@
       <w:r>
         <w:rPr>
           <w:rFonts w:ascii="Arial" w:hAnsi="Arial"/>
+          <w:sz w:val="24"/>
+          <w:szCs w:val="24"/>
           <w:lang w:val="es-SV"/>
         </w:rPr>
         <w:t>a</w:t>
@@ -731,6 +834,8 @@
       <w:r>
         <w:rPr>
           <w:rFonts w:ascii="Arial" w:hAnsi="Arial"/>
+          <w:sz w:val="24"/>
+          <w:szCs w:val="24"/>
           <w:lang w:val="es-SV"/>
         </w:rPr>
         <w:t>_las_victimas_</w:t>
@@ -739,6 +844,8 @@
       <w:r>
         <w:rPr>
           <w:rFonts w:ascii="Arial" w:hAnsi="Arial"/>
+          <w:sz w:val="24"/>
+          <w:szCs w:val="24"/>
           <w:lang w:val="es-SV"/>
         </w:rPr>
         <w:t>oficio</w:t>
@@ -747,6 +854,8 @@
       <w:r>
         <w:rPr>
           <w:rFonts w:ascii="Arial" w:hAnsi="Arial"/>
+          <w:sz w:val="24"/>
+          <w:szCs w:val="24"/>
           <w:lang w:val="es-SV"/>
         </w:rPr>
         <w:t xml:space="preserve"> }</w:t>
@@ -755,6 +864,8 @@
       <w:r>
         <w:rPr>
           <w:rFonts w:ascii="Arial" w:hAnsi="Arial"/>
+          <w:sz w:val="24"/>
+          <w:szCs w:val="24"/>
           <w:lang w:val="es-SV"/>
         </w:rPr>
         <w:t xml:space="preserve">}  </w:t>
@@ -763,6 +874,8 @@
       <w:r>
         <w:rPr>
           <w:rFonts w:ascii="Arial" w:hAnsi="Arial"/>
+          <w:sz w:val="24"/>
+          <w:szCs w:val="24"/>
           <w:lang w:val="es-SV"/>
         </w:rPr>
         <w:t xml:space="preserve">{{ </w:t>
@@ -771,6 +884,8 @@
       <w:r>
         <w:rPr>
           <w:rFonts w:ascii="Arial" w:hAnsi="Arial"/>
+          <w:sz w:val="24"/>
+          <w:szCs w:val="24"/>
           <w:lang w:val="es-SV"/>
         </w:rPr>
         <w:t>bloque</w:t>
@@ -779,6 +894,8 @@
       <w:r>
         <w:rPr>
           <w:rFonts w:ascii="Arial" w:hAnsi="Arial"/>
+          <w:sz w:val="24"/>
+          <w:szCs w:val="24"/>
           <w:lang w:val="es-SV"/>
         </w:rPr>
         <w:t>_victimas_</w:t>
@@ -787,6 +904,8 @@
       <w:r>
         <w:rPr>
           <w:rFonts w:ascii="Arial" w:hAnsi="Arial"/>
+          <w:sz w:val="24"/>
+          <w:szCs w:val="24"/>
           <w:lang w:val="es-SV"/>
         </w:rPr>
         <w:t>oficios</w:t>
@@ -795,6 +914,8 @@
       <w:r>
         <w:rPr>
           <w:rFonts w:ascii="Arial" w:hAnsi="Arial"/>
+          <w:sz w:val="24"/>
+          <w:szCs w:val="24"/>
           <w:lang w:val="es-SV"/>
         </w:rPr>
         <w:t xml:space="preserve"> }</w:t>
@@ -803,6 +924,8 @@
       <w:r>
         <w:rPr>
           <w:rFonts w:ascii="Arial" w:hAnsi="Arial"/>
+          <w:sz w:val="24"/>
+          <w:szCs w:val="24"/>
           <w:lang w:val="es-SV"/>
         </w:rPr>
         <w:t xml:space="preserve">}. Hecho cometido </w:t>
@@ -811,6 +934,8 @@
       <w:r>
         <w:rPr>
           <w:rFonts w:ascii="Arial" w:hAnsi="Arial"/>
+          <w:sz w:val="24"/>
+          <w:szCs w:val="24"/>
           <w:lang w:val="es-SV"/>
         </w:rPr>
         <w:t xml:space="preserve">{{ </w:t>
@@ -819,6 +944,8 @@
       <w:r>
         <w:rPr>
           <w:rFonts w:ascii="Arial" w:hAnsi="Arial"/>
+          <w:sz w:val="24"/>
+          <w:szCs w:val="24"/>
           <w:lang w:val="es-SV"/>
         </w:rPr>
         <w:t>lugar</w:t>
@@ -827,6 +954,8 @@
       <w:r>
         <w:rPr>
           <w:rFonts w:ascii="Arial" w:hAnsi="Arial"/>
+          <w:sz w:val="24"/>
+          <w:szCs w:val="24"/>
           <w:lang w:val="es-SV"/>
         </w:rPr>
         <w:t>_</w:t>
@@ -835,6 +964,8 @@
       <w:r>
         <w:rPr>
           <w:rFonts w:ascii="Arial" w:hAnsi="Arial"/>
+          <w:sz w:val="24"/>
+          <w:szCs w:val="24"/>
           <w:lang w:val="es-SV"/>
         </w:rPr>
         <w:t>hecho</w:t>
@@ -843,21 +974,18 @@
       <w:r>
         <w:rPr>
           <w:rFonts w:ascii="Arial" w:hAnsi="Arial"/>
+          <w:sz w:val="24"/>
+          <w:szCs w:val="24"/>
           <w:lang w:val="es-SV"/>
         </w:rPr>
-        <w:t xml:space="preserve"> }}.</w:t>
-      </w:r>
-      <w:r>
-        <w:rPr>
-          <w:rFonts w:ascii="Arial" w:hAnsi="Arial"/>
-          <w:lang w:val="es-SV"/>
-        </w:rPr>
-        <w:t>Quedando</w:t>
+        <w:t xml:space="preserve"> }}.Quedando</w:t>
       </w:r>
       <w:proofErr w:type="gramEnd"/>
       <w:r>
         <w:rPr>
           <w:rFonts w:ascii="Arial" w:hAnsi="Arial"/>
+          <w:sz w:val="24"/>
+          <w:szCs w:val="24"/>
           <w:lang w:val="es-SV"/>
         </w:rPr>
         <w:t xml:space="preserve"> en el término de inquirir bajo custodia y a la orden de la fiscalía.</w:t>
@@ -865,8 +993,10 @@
     </w:p>
     <w:p>
       <w:pPr>
-        <w:spacing w:after="480"/>
+        <w:spacing w:after="480" w:line="360" w:lineRule="auto"/>
         <w:rPr>
+          <w:sz w:val="24"/>
+          <w:szCs w:val="24"/>
           <w:lang w:val="es-SV"/>
         </w:rPr>
       </w:pPr>
@@ -874,6 +1004,8 @@
       <w:r>
         <w:rPr>
           <w:rFonts w:ascii="Arial" w:hAnsi="Arial"/>
+          <w:sz w:val="24"/>
+          <w:szCs w:val="24"/>
           <w:lang w:val="es-SV"/>
         </w:rPr>
         <w:t>Ruégole</w:t>
@@ -882,6 +1014,8 @@
       <w:r>
         <w:rPr>
           <w:rFonts w:ascii="Arial" w:hAnsi="Arial"/>
+          <w:sz w:val="24"/>
+          <w:szCs w:val="24"/>
           <w:lang w:val="es-SV"/>
         </w:rPr>
         <w:t xml:space="preserve"> acuse recibido.</w:t>
@@ -889,9 +1023,11 @@
     </w:p>
     <w:p>
       <w:pPr>
-        <w:spacing w:after="720"/>
+        <w:spacing w:after="720" w:line="360" w:lineRule="auto"/>
         <w:jc w:val="center"/>
         <w:rPr>
+          <w:sz w:val="24"/>
+          <w:szCs w:val="24"/>
           <w:lang w:val="es-SV"/>
         </w:rPr>
       </w:pPr>
@@ -899,6 +1035,8 @@
         <w:rPr>
           <w:rFonts w:ascii="Arial" w:hAnsi="Arial"/>
           <w:b/>
+          <w:sz w:val="24"/>
+          <w:szCs w:val="24"/>
           <w:lang w:val="es-SV"/>
         </w:rPr>
         <w:t>DIOS   UNION   LIBERTAD</w:t>
@@ -906,9 +1044,11 @@
     </w:p>
     <w:p>
       <w:pPr>
-        <w:spacing w:after="240"/>
+        <w:spacing w:after="240" w:line="360" w:lineRule="auto"/>
         <w:jc w:val="center"/>
         <w:rPr>
+          <w:sz w:val="24"/>
+          <w:szCs w:val="24"/>
           <w:lang w:val="es-SV"/>
         </w:rPr>
       </w:pPr>
@@ -917,6 +1057,8 @@
         <w:rPr>
           <w:rFonts w:ascii="Arial" w:hAnsi="Arial"/>
           <w:b/>
+          <w:sz w:val="24"/>
+          <w:szCs w:val="24"/>
           <w:lang w:val="es-SV"/>
         </w:rPr>
         <w:t>F:_</w:t>
@@ -926,6 +1068,8 @@
         <w:rPr>
           <w:rFonts w:ascii="Arial" w:hAnsi="Arial"/>
           <w:b/>
+          <w:sz w:val="24"/>
+          <w:szCs w:val="24"/>
           <w:lang w:val="es-SV"/>
         </w:rPr>
         <w:t>__________________________________________</w:t>
@@ -934,6 +1078,8 @@
         <w:rPr>
           <w:rFonts w:ascii="Arial" w:hAnsi="Arial"/>
           <w:b/>
+          <w:sz w:val="24"/>
+          <w:szCs w:val="24"/>
           <w:lang w:val="es-SV"/>
         </w:rPr>
         <w:br/>
@@ -943,6 +1089,8 @@
         <w:rPr>
           <w:rFonts w:ascii="Arial" w:hAnsi="Arial"/>
           <w:b/>
+          <w:sz w:val="24"/>
+          <w:szCs w:val="24"/>
           <w:lang w:val="es-SV"/>
         </w:rPr>
         <w:t xml:space="preserve">{{ </w:t>
@@ -952,6 +1100,8 @@
         <w:rPr>
           <w:rFonts w:ascii="Arial" w:hAnsi="Arial"/>
           <w:b/>
+          <w:sz w:val="24"/>
+          <w:szCs w:val="24"/>
           <w:lang w:val="es-SV"/>
         </w:rPr>
         <w:t>emisor</w:t>
@@ -961,6 +1111,8 @@
         <w:rPr>
           <w:rFonts w:ascii="Arial" w:hAnsi="Arial"/>
           <w:b/>
+          <w:sz w:val="24"/>
+          <w:szCs w:val="24"/>
           <w:lang w:val="es-SV"/>
         </w:rPr>
         <w:t>_grado_nombre</w:t>
@@ -970,6 +1122,8 @@
         <w:rPr>
           <w:rFonts w:ascii="Arial" w:hAnsi="Arial"/>
           <w:b/>
+          <w:sz w:val="24"/>
+          <w:szCs w:val="24"/>
           <w:lang w:val="es-SV"/>
         </w:rPr>
         <w:t xml:space="preserve"> }}</w:t>
@@ -978,6 +1132,8 @@
         <w:rPr>
           <w:rFonts w:ascii="Arial" w:hAnsi="Arial"/>
           <w:b/>
+          <w:sz w:val="24"/>
+          <w:szCs w:val="24"/>
           <w:lang w:val="es-SV"/>
         </w:rPr>
         <w:br/>
@@ -987,6 +1143,8 @@
         <w:rPr>
           <w:rFonts w:ascii="Arial" w:hAnsi="Arial"/>
           <w:b/>
+          <w:sz w:val="24"/>
+          <w:szCs w:val="24"/>
           <w:lang w:val="es-SV"/>
         </w:rPr>
         <w:t xml:space="preserve">{{ </w:t>
@@ -996,6 +1154,8 @@
         <w:rPr>
           <w:rFonts w:ascii="Arial" w:hAnsi="Arial"/>
           <w:b/>
+          <w:sz w:val="24"/>
+          <w:szCs w:val="24"/>
           <w:lang w:val="es-SV"/>
         </w:rPr>
         <w:t>unidad</w:t>
@@ -1005,6 +1165,8 @@
         <w:rPr>
           <w:rFonts w:ascii="Arial" w:hAnsi="Arial"/>
           <w:b/>
+          <w:sz w:val="24"/>
+          <w:szCs w:val="24"/>
           <w:lang w:val="es-SV"/>
         </w:rPr>
         <w:t>_</w:t>
@@ -1014,6 +1176,8 @@
         <w:rPr>
           <w:rFonts w:ascii="Arial" w:hAnsi="Arial"/>
           <w:b/>
+          <w:sz w:val="24"/>
+          <w:szCs w:val="24"/>
           <w:lang w:val="es-SV"/>
         </w:rPr>
         <w:t>policial</w:t>
@@ -1023,6 +1187,8 @@
         <w:rPr>
           <w:rFonts w:ascii="Arial" w:hAnsi="Arial"/>
           <w:b/>
+          <w:sz w:val="24"/>
+          <w:szCs w:val="24"/>
           <w:lang w:val="es-SV"/>
         </w:rPr>
         <w:t xml:space="preserve"> }</w:t>
@@ -1032,6 +1198,8 @@
         <w:rPr>
           <w:rFonts w:ascii="Arial" w:hAnsi="Arial"/>
           <w:b/>
+          <w:sz w:val="24"/>
+          <w:szCs w:val="24"/>
           <w:lang w:val="es-SV"/>
         </w:rPr>
         <w:t>}</w:t>
@@ -1853,7 +2021,6 @@
   <w:style w:type="character" w:default="1" w:styleId="Fuentedeprrafopredeter">
     <w:name w:val="Default Paragraph Font"/>
     <w:uiPriority w:val="1"/>
-    <w:semiHidden/>
     <w:unhideWhenUsed/>
   </w:style>
   <w:style w:type="table" w:default="1" w:styleId="Tablanormal">

--- a/05_OFICIO_CUSTODIA_911_PLANTILLA.docx
+++ b/05_OFICIO_CUSTODIA_911_PLANTILLA.docx
@@ -41,7 +41,7 @@
                     </pic:cNvPicPr>
                   </pic:nvPicPr>
                   <pic:blipFill>
-                    <a:blip r:embed="rId6">
+                    <a:blip r:embed="rId8">
                       <a:extLst>
                         <a:ext uri="{28A0092B-C50C-407E-A947-70E740481C1C}">
                           <a14:useLocalDpi xmlns:a14="http://schemas.microsoft.com/office/drawing/2010/main" val="0"/>
@@ -103,7 +103,7 @@
                     </pic:cNvPicPr>
                   </pic:nvPicPr>
                   <pic:blipFill>
-                    <a:blip r:embed="rId7">
+                    <a:blip r:embed="rId9">
                       <a:extLst>
                         <a:ext uri="{28A0092B-C50C-407E-A947-70E740481C1C}">
                           <a14:useLocalDpi xmlns:a14="http://schemas.microsoft.com/office/drawing/2010/main" val="0"/>
@@ -1206,13 +1206,176 @@
       </w:r>
     </w:p>
     <w:sectPr>
+      <w:headerReference w:type="default" r:id="rId10"/>
       <w:pgSz w:w="12240" w:h="15840"/>
-      <w:pgMar w:top="1440" w:right="1440" w:bottom="1440" w:left="1440" w:header="720" w:footer="720" w:gutter="0"/>
+      <w:pgMar w:top="1440" w:right="1440" w:bottom="1440" w:left="1440" w:header="284" w:footer="720" w:gutter="0"/>
       <w:cols w:space="720"/>
       <w:docGrid w:linePitch="360"/>
     </w:sectPr>
   </w:body>
 </w:document>
+</file>
+
+<file path=word/endnotes.xml><?xml version="1.0" encoding="utf-8"?>
+<w:endnotes xmlns:wpc="http://schemas.microsoft.com/office/word/2010/wordprocessingCanvas" xmlns:cx="http://schemas.microsoft.com/office/drawing/2014/chartex" xmlns:cx1="http://schemas.microsoft.com/office/drawing/2015/9/8/chartex" xmlns:cx2="http://schemas.microsoft.com/office/drawing/2015/10/21/chartex" xmlns:cx3="http://schemas.microsoft.com/office/drawing/2016/5/9/chartex" xmlns:cx4="http://schemas.microsoft.com/office/drawing/2016/5/10/chartex" xmlns:cx5="http://schemas.microsoft.com/office/drawing/2016/5/11/chartex" xmlns:cx6="http://schemas.microsoft.com/office/drawing/2016/5/12/chartex" xmlns:cx7="http://schemas.microsoft.com/office/drawing/2016/5/13/chartex" xmlns:cx8="http://schemas.microsoft.com/office/drawing/2016/5/14/chartex" xmlns:mc="http://schemas.openxmlformats.org/markup-compatibility/2006" xmlns:aink="http://schemas.microsoft.com/office/drawing/2016/ink" xmlns:am3d="http://schemas.microsoft.com/office/drawing/2017/model3d" xmlns:o="urn:schemas-microsoft-com:office:office" xmlns:oel="http://schemas.microsoft.com/office/2019/extlst" xmlns:r="http://schemas.openxmlformats.org/officeDocument/2006/relationships" xmlns:m="http://schemas.openxmlformats.org/officeDocument/2006/math" xmlns:v="urn:schemas-microsoft-com:vml" xmlns:wp14="http://schemas.microsoft.com/office/word/2010/wordprocessingDrawing" xmlns:wp="http://schemas.openxmlformats.org/drawingml/2006/wordprocessingDrawing" xmlns:w10="urn:schemas-microsoft-com:office:word" xmlns:w="http://schemas.openxmlformats.org/wordprocessingml/2006/main" xmlns:w14="http://schemas.microsoft.com/office/word/2010/wordml" xmlns:w15="http://schemas.microsoft.com/office/word/2012/wordml" xmlns:w16cex="http://schemas.microsoft.com/office/word/2018/wordml/cex" xmlns:w16cid="http://schemas.microsoft.com/office/word/2016/wordml/cid" xmlns:w16="http://schemas.microsoft.com/office/word/2018/wordml" xmlns:w16du="http://schemas.microsoft.com/office/word/2023/wordml/word16du" xmlns:w16sdtdh="http://schemas.microsoft.com/office/word/2020/wordml/sdtdatahash" xmlns:w16sdtfl="http://schemas.microsoft.com/office/word/2024/wordml/sdtformatlock" xmlns:w16se="http://schemas.microsoft.com/office/word/2015/wordml/symex" xmlns:wpg="http://schemas.microsoft.com/office/word/2010/wordprocessingGroup" xmlns:wpi="http://schemas.microsoft.com/office/word/2010/wordprocessingInk" xmlns:wne="http://schemas.microsoft.com/office/word/2006/wordml" xmlns:wps="http://schemas.microsoft.com/office/word/2010/wordprocessingShape" mc:Ignorable="w14 w15 w16se w16cid w16 w16cex w16sdtdh w16sdtfl w16du wp14">
+  <w:endnote w:type="separator" w:id="-1">
+    <w:p>
+      <w:pPr>
+        <w:spacing w:after="0" w:line="240" w:lineRule="auto"/>
+      </w:pPr>
+      <w:r>
+        <w:separator/>
+      </w:r>
+    </w:p>
+  </w:endnote>
+  <w:endnote w:type="continuationSeparator" w:id="0">
+    <w:p>
+      <w:pPr>
+        <w:spacing w:after="0" w:line="240" w:lineRule="auto"/>
+      </w:pPr>
+      <w:r>
+        <w:continuationSeparator/>
+      </w:r>
+    </w:p>
+  </w:endnote>
+</w:endnotes>
+</file>
+
+<file path=word/footnotes.xml><?xml version="1.0" encoding="utf-8"?>
+<w:footnotes xmlns:wpc="http://schemas.microsoft.com/office/word/2010/wordprocessingCanvas" xmlns:cx="http://schemas.microsoft.com/office/drawing/2014/chartex" xmlns:cx1="http://schemas.microsoft.com/office/drawing/2015/9/8/chartex" xmlns:cx2="http://schemas.microsoft.com/office/drawing/2015/10/21/chartex" xmlns:cx3="http://schemas.microsoft.com/office/drawing/2016/5/9/chartex" xmlns:cx4="http://schemas.microsoft.com/office/drawing/2016/5/10/chartex" xmlns:cx5="http://schemas.microsoft.com/office/drawing/2016/5/11/chartex" xmlns:cx6="http://schemas.microsoft.com/office/drawing/2016/5/12/chartex" xmlns:cx7="http://schemas.microsoft.com/office/drawing/2016/5/13/chartex" xmlns:cx8="http://schemas.microsoft.com/office/drawing/2016/5/14/chartex" xmlns:mc="http://schemas.openxmlformats.org/markup-compatibility/2006" xmlns:aink="http://schemas.microsoft.com/office/drawing/2016/ink" xmlns:am3d="http://schemas.microsoft.com/office/drawing/2017/model3d" xmlns:o="urn:schemas-microsoft-com:office:office" xmlns:oel="http://schemas.microsoft.com/office/2019/extlst" xmlns:r="http://schemas.openxmlformats.org/officeDocument/2006/relationships" xmlns:m="http://schemas.openxmlformats.org/officeDocument/2006/math" xmlns:v="urn:schemas-microsoft-com:vml" xmlns:wp14="http://schemas.microsoft.com/office/word/2010/wordprocessingDrawing" xmlns:wp="http://schemas.openxmlformats.org/drawingml/2006/wordprocessingDrawing" xmlns:w10="urn:schemas-microsoft-com:office:word" xmlns:w="http://schemas.openxmlformats.org/wordprocessingml/2006/main" xmlns:w14="http://schemas.microsoft.com/office/word/2010/wordml" xmlns:w15="http://schemas.microsoft.com/office/word/2012/wordml" xmlns:w16cex="http://schemas.microsoft.com/office/word/2018/wordml/cex" xmlns:w16cid="http://schemas.microsoft.com/office/word/2016/wordml/cid" xmlns:w16="http://schemas.microsoft.com/office/word/2018/wordml" xmlns:w16du="http://schemas.microsoft.com/office/word/2023/wordml/word16du" xmlns:w16sdtdh="http://schemas.microsoft.com/office/word/2020/wordml/sdtdatahash" xmlns:w16sdtfl="http://schemas.microsoft.com/office/word/2024/wordml/sdtformatlock" xmlns:w16se="http://schemas.microsoft.com/office/word/2015/wordml/symex" xmlns:wpg="http://schemas.microsoft.com/office/word/2010/wordprocessingGroup" xmlns:wpi="http://schemas.microsoft.com/office/word/2010/wordprocessingInk" xmlns:wne="http://schemas.microsoft.com/office/word/2006/wordml" xmlns:wps="http://schemas.microsoft.com/office/word/2010/wordprocessingShape" mc:Ignorable="w14 w15 w16se w16cid w16 w16cex w16sdtdh w16sdtfl w16du wp14">
+  <w:footnote w:type="separator" w:id="-1">
+    <w:p>
+      <w:pPr>
+        <w:spacing w:after="0" w:line="240" w:lineRule="auto"/>
+      </w:pPr>
+      <w:r>
+        <w:separator/>
+      </w:r>
+    </w:p>
+  </w:footnote>
+  <w:footnote w:type="continuationSeparator" w:id="0">
+    <w:p>
+      <w:pPr>
+        <w:spacing w:after="0" w:line="240" w:lineRule="auto"/>
+      </w:pPr>
+      <w:r>
+        <w:continuationSeparator/>
+      </w:r>
+    </w:p>
+  </w:footnote>
+</w:footnotes>
+</file>
+
+<file path=word/header1.xml><?xml version="1.0" encoding="utf-8"?>
+<w:hdr xmlns:wpc="http://schemas.microsoft.com/office/word/2010/wordprocessingCanvas" xmlns:cx="http://schemas.microsoft.com/office/drawing/2014/chartex" xmlns:cx1="http://schemas.microsoft.com/office/drawing/2015/9/8/chartex" xmlns:cx2="http://schemas.microsoft.com/office/drawing/2015/10/21/chartex" xmlns:cx3="http://schemas.microsoft.com/office/drawing/2016/5/9/chartex" xmlns:cx4="http://schemas.microsoft.com/office/drawing/2016/5/10/chartex" xmlns:cx5="http://schemas.microsoft.com/office/drawing/2016/5/11/chartex" xmlns:cx6="http://schemas.microsoft.com/office/drawing/2016/5/12/chartex" xmlns:cx7="http://schemas.microsoft.com/office/drawing/2016/5/13/chartex" xmlns:cx8="http://schemas.microsoft.com/office/drawing/2016/5/14/chartex" xmlns:mc="http://schemas.openxmlformats.org/markup-compatibility/2006" xmlns:aink="http://schemas.microsoft.com/office/drawing/2016/ink" xmlns:am3d="http://schemas.microsoft.com/office/drawing/2017/model3d" xmlns:o="urn:schemas-microsoft-com:office:office" xmlns:oel="http://schemas.microsoft.com/office/2019/extlst" xmlns:r="http://schemas.openxmlformats.org/officeDocument/2006/relationships" xmlns:m="http://schemas.openxmlformats.org/officeDocument/2006/math" xmlns:v="urn:schemas-microsoft-com:vml" xmlns:wp14="http://schemas.microsoft.com/office/word/2010/wordprocessingDrawing" xmlns:wp="http://schemas.openxmlformats.org/drawingml/2006/wordprocessingDrawing" xmlns:w10="urn:schemas-microsoft-com:office:word" xmlns:w="http://schemas.openxmlformats.org/wordprocessingml/2006/main" xmlns:w14="http://schemas.microsoft.com/office/word/2010/wordml" xmlns:w15="http://schemas.microsoft.com/office/word/2012/wordml" xmlns:w16cex="http://schemas.microsoft.com/office/word/2018/wordml/cex" xmlns:w16cid="http://schemas.microsoft.com/office/word/2016/wordml/cid" xmlns:w16="http://schemas.microsoft.com/office/word/2018/wordml" xmlns:w16du="http://schemas.microsoft.com/office/word/2023/wordml/word16du" xmlns:w16sdtdh="http://schemas.microsoft.com/office/word/2020/wordml/sdtdatahash" xmlns:w16sdtfl="http://schemas.microsoft.com/office/word/2024/wordml/sdtformatlock" xmlns:w16se="http://schemas.microsoft.com/office/word/2015/wordml/symex" xmlns:wpg="http://schemas.microsoft.com/office/word/2010/wordprocessingGroup" xmlns:wpi="http://schemas.microsoft.com/office/word/2010/wordprocessingInk" xmlns:wne="http://schemas.microsoft.com/office/word/2006/wordml" xmlns:wps="http://schemas.microsoft.com/office/word/2010/wordprocessingShape" mc:Ignorable="w14 w15 w16se w16cid w16 w16cex w16sdtdh w16sdtfl w16du wp14">
+  <w:p>
+    <w:pPr>
+      <w:pStyle w:val="Encabezado"/>
+      <w:ind w:left="2268" w:firstLine="108"/>
+      <w:rPr>
+        <w:lang w:val="es-SV"/>
+      </w:rPr>
+    </w:pPr>
+    <w:proofErr w:type="gramStart"/>
+    <w:r>
+      <w:rPr>
+        <w:lang w:val="es-SV"/>
+      </w:rPr>
+      <w:t xml:space="preserve">{{ </w:t>
+    </w:r>
+    <w:proofErr w:type="spellStart"/>
+    <w:r>
+      <w:rPr>
+        <w:lang w:val="es-SV"/>
+      </w:rPr>
+      <w:t>nombre</w:t>
+    </w:r>
+    <w:proofErr w:type="gramEnd"/>
+    <w:r>
+      <w:rPr>
+        <w:lang w:val="es-SV"/>
+      </w:rPr>
+      <w:t>_</w:t>
+    </w:r>
+    <w:proofErr w:type="gramStart"/>
+    <w:r>
+      <w:rPr>
+        <w:lang w:val="es-SV"/>
+      </w:rPr>
+      <w:t>investigador</w:t>
+    </w:r>
+    <w:proofErr w:type="spellEnd"/>
+    <w:r>
+      <w:rPr>
+        <w:lang w:val="es-SV"/>
+      </w:rPr>
+      <w:t xml:space="preserve"> }</w:t>
+    </w:r>
+    <w:proofErr w:type="gramEnd"/>
+    <w:r>
+      <w:rPr>
+        <w:lang w:val="es-SV"/>
+      </w:rPr>
+      <w:t>}</w:t>
+    </w:r>
+  </w:p>
+  <w:p>
+    <w:pPr>
+      <w:pStyle w:val="Encabezado"/>
+      <w:ind w:left="2268" w:firstLine="108"/>
+      <w:rPr>
+        <w:lang w:val="es-SV"/>
+      </w:rPr>
+    </w:pPr>
+    <w:proofErr w:type="gramStart"/>
+    <w:r>
+      <w:rPr>
+        <w:lang w:val="es-SV"/>
+      </w:rPr>
+      <w:t xml:space="preserve">{{ </w:t>
+    </w:r>
+    <w:proofErr w:type="spellStart"/>
+    <w:r>
+      <w:rPr>
+        <w:lang w:val="es-SV"/>
+      </w:rPr>
+      <w:t>codigo</w:t>
+    </w:r>
+    <w:proofErr w:type="gramEnd"/>
+    <w:r>
+      <w:rPr>
+        <w:lang w:val="es-SV"/>
+      </w:rPr>
+      <w:t>_</w:t>
+    </w:r>
+    <w:proofErr w:type="gramStart"/>
+    <w:r>
+      <w:rPr>
+        <w:lang w:val="es-SV"/>
+      </w:rPr>
+      <w:t>sati</w:t>
+    </w:r>
+    <w:proofErr w:type="spellEnd"/>
+    <w:r>
+      <w:rPr>
+        <w:lang w:val="es-SV"/>
+      </w:rPr>
+      <w:t xml:space="preserve"> }</w:t>
+    </w:r>
+    <w:proofErr w:type="gramEnd"/>
+    <w:r>
+      <w:rPr>
+        <w:lang w:val="es-SV"/>
+      </w:rPr>
+      <w:t>}</w:t>
+    </w:r>
+  </w:p>
+  <w:p>
+    <w:pPr>
+      <w:pStyle w:val="Encabezado"/>
+    </w:pPr>
+  </w:p>
+</w:hdr>
 </file>
 
 <file path=word/numbering.xml><?xml version="1.0" encoding="utf-8"?>

--- a/05_OFICIO_CUSTODIA_911_PLANTILLA.docx
+++ b/05_OFICIO_CUSTODIA_911_PLANTILLA.docx
@@ -225,17 +225,7 @@
           <w:szCs w:val="24"/>
           <w:lang w:val="es-SV"/>
         </w:rPr>
-        <w:t xml:space="preserve">Cantón Punta Remedios, </w:t>
-      </w:r>
-      <w:proofErr w:type="gramStart"/>
-      <w:r>
-        <w:rPr>
-          <w:rFonts w:ascii="Arial" w:hAnsi="Arial"/>
-          <w:sz w:val="24"/>
-          <w:szCs w:val="24"/>
-          <w:lang w:val="es-SV"/>
-        </w:rPr>
-        <w:t xml:space="preserve">{{ </w:t>
+        <w:t xml:space="preserve">Cantón Punta Remedios, {{ </w:t>
       </w:r>
       <w:proofErr w:type="spellStart"/>
       <w:r>
@@ -245,27 +235,7 @@
           <w:szCs w:val="24"/>
           <w:lang w:val="es-SV"/>
         </w:rPr>
-        <w:t>fecha</w:t>
-      </w:r>
-      <w:proofErr w:type="gramEnd"/>
-      <w:r>
-        <w:rPr>
-          <w:rFonts w:ascii="Arial" w:hAnsi="Arial"/>
-          <w:sz w:val="24"/>
-          <w:szCs w:val="24"/>
-          <w:lang w:val="es-SV"/>
-        </w:rPr>
-        <w:t>_</w:t>
-      </w:r>
-      <w:proofErr w:type="gramStart"/>
-      <w:r>
-        <w:rPr>
-          <w:rFonts w:ascii="Arial" w:hAnsi="Arial"/>
-          <w:sz w:val="24"/>
-          <w:szCs w:val="24"/>
-          <w:lang w:val="es-SV"/>
-        </w:rPr>
-        <w:t>oficio</w:t>
+        <w:t>fecha_oficio</w:t>
       </w:r>
       <w:proofErr w:type="spellEnd"/>
       <w:r>
@@ -275,17 +245,7 @@
           <w:szCs w:val="24"/>
           <w:lang w:val="es-SV"/>
         </w:rPr>
-        <w:t xml:space="preserve"> }</w:t>
-      </w:r>
-      <w:proofErr w:type="gramEnd"/>
-      <w:r>
-        <w:rPr>
-          <w:rFonts w:ascii="Arial" w:hAnsi="Arial"/>
-          <w:sz w:val="24"/>
-          <w:szCs w:val="24"/>
-          <w:lang w:val="es-SV"/>
-        </w:rPr>
-        <w:t>}</w:t>
+        <w:t xml:space="preserve"> }}</w:t>
       </w:r>
     </w:p>
     <w:p>
@@ -303,14 +263,11 @@
       <w:pPr>
         <w:spacing w:after="240" w:line="360" w:lineRule="auto"/>
         <w:rPr>
-          <w:rFonts w:ascii="Arial" w:hAnsi="Arial"/>
-          <w:b/>
           <w:sz w:val="24"/>
           <w:szCs w:val="24"/>
           <w:lang w:val="es-SV"/>
         </w:rPr>
       </w:pPr>
-      <w:proofErr w:type="gramStart"/>
       <w:r>
         <w:rPr>
           <w:rFonts w:ascii="Arial" w:hAnsi="Arial"/>
@@ -319,7 +276,7 @@
           <w:szCs w:val="24"/>
           <w:lang w:val="es-SV"/>
         </w:rPr>
-        <w:t xml:space="preserve">{{ </w:t>
+        <w:t xml:space="preserve">PNC.SO.112.3.4/n1-{{ </w:t>
       </w:r>
       <w:proofErr w:type="spellStart"/>
       <w:r>
@@ -330,29 +287,7 @@
           <w:szCs w:val="24"/>
           <w:lang w:val="es-SV"/>
         </w:rPr>
-        <w:t>codigo</w:t>
-      </w:r>
-      <w:proofErr w:type="gramEnd"/>
-      <w:r>
-        <w:rPr>
-          <w:rFonts w:ascii="Arial" w:hAnsi="Arial"/>
-          <w:b/>
-          <w:sz w:val="24"/>
-          <w:szCs w:val="24"/>
-          <w:lang w:val="es-SV"/>
-        </w:rPr>
-        <w:t>_</w:t>
-      </w:r>
-      <w:proofErr w:type="gramStart"/>
-      <w:r>
-        <w:rPr>
-          <w:rFonts w:ascii="Arial" w:hAnsi="Arial"/>
-          <w:b/>
-          <w:sz w:val="24"/>
-          <w:szCs w:val="24"/>
-          <w:lang w:val="es-SV"/>
-        </w:rPr>
-        <w:t>expediente</w:t>
+        <w:t>codigo_expediente</w:t>
       </w:r>
       <w:proofErr w:type="spellEnd"/>
       <w:r>
@@ -363,9 +298,8 @@
           <w:szCs w:val="24"/>
           <w:lang w:val="es-SV"/>
         </w:rPr>
-        <w:t xml:space="preserve"> }</w:t>
+        <w:t xml:space="preserve"> }}                                                                                             </w:t>
       </w:r>
-      <w:proofErr w:type="gramEnd"/>
       <w:r>
         <w:rPr>
           <w:rFonts w:ascii="Arial" w:hAnsi="Arial"/>
@@ -374,39 +308,7 @@
           <w:szCs w:val="24"/>
           <w:lang w:val="es-SV"/>
         </w:rPr>
-        <w:t>}</w:t>
-      </w:r>
-    </w:p>
-    <w:p>
-      <w:pPr>
-        <w:spacing w:after="240" w:line="360" w:lineRule="auto"/>
-        <w:rPr>
-          <w:sz w:val="24"/>
-          <w:szCs w:val="24"/>
-          <w:lang w:val="es-SV"/>
-        </w:rPr>
-      </w:pPr>
-      <w:proofErr w:type="gramStart"/>
-      <w:r>
-        <w:rPr>
-          <w:rFonts w:ascii="Arial" w:hAnsi="Arial"/>
-          <w:b/>
-          <w:sz w:val="24"/>
-          <w:szCs w:val="24"/>
-          <w:lang w:val="es-SV"/>
-        </w:rPr>
-        <w:t>ASUNTO :</w:t>
-      </w:r>
-      <w:proofErr w:type="gramEnd"/>
-      <w:r>
-        <w:rPr>
-          <w:rFonts w:ascii="Arial" w:hAnsi="Arial"/>
-          <w:b/>
-          <w:sz w:val="24"/>
-          <w:szCs w:val="24"/>
-          <w:lang w:val="es-SV"/>
-        </w:rPr>
-        <w:t xml:space="preserve"> SOLICITUD RESGUARDO</w:t>
+        <w:t>ASUNTO : SOLICITUD RESGUARDO</w:t>
       </w:r>
       <w:r>
         <w:rPr>
